--- a/src/src/main/webapp/portal/budget/application/docTemplate/over_fifty_thousand.docx
+++ b/src/src/main/webapp/portal/budget/application/docTemplate/over_fifty_thousand.docx
@@ -188,6 +188,7 @@
               </w:rPr>
               <w:t>{{</w:t>
             </w:r>
+            <w:proofErr w:type="spellStart"/>
             <w:r>
               <w:rPr>
                 <w:b/>
@@ -195,6 +196,7 @@
               </w:rPr>
               <w:t>deptName</w:t>
             </w:r>
+            <w:proofErr w:type="spellEnd"/>
             <w:r>
               <w:rPr>
                 <w:b/>
@@ -244,7 +246,15 @@
                 <w:b/>
                 <w:sz w:val="24"/>
               </w:rPr>
-              <w:t>{{as</w:t>
+              <w:t>{{</w:t>
+            </w:r>
+            <w:proofErr w:type="spellStart"/>
+            <w:r>
+              <w:rPr>
+                <w:b/>
+                <w:sz w:val="24"/>
+              </w:rPr>
+              <w:t>as</w:t>
             </w:r>
             <w:r>
               <w:rPr>
@@ -259,7 +269,15 @@
                 <w:b/>
                 <w:sz w:val="24"/>
               </w:rPr>
-              <w:t>etName}}</w:t>
+              <w:t>etName</w:t>
+            </w:r>
+            <w:proofErr w:type="spellEnd"/>
+            <w:r>
+              <w:rPr>
+                <w:b/>
+                <w:sz w:val="24"/>
+              </w:rPr>
+              <w:t>}}</w:t>
             </w:r>
           </w:p>
         </w:tc>
@@ -592,6 +610,7 @@
               </w:rPr>
               <w:t>{{</w:t>
             </w:r>
+            <w:proofErr w:type="spellStart"/>
             <w:r>
               <w:rPr>
                 <w:b/>
@@ -599,6 +618,7 @@
               </w:rPr>
               <w:t>similarDevicesUse</w:t>
             </w:r>
+            <w:proofErr w:type="spellEnd"/>
             <w:r>
               <w:rPr>
                 <w:rFonts w:hint="eastAsia"/>
@@ -636,6 +656,7 @@
                 <w:sz w:val="24"/>
               </w:rPr>
             </w:pPr>
+            <w:bookmarkStart w:id="0" w:name="OLE_LINK1"/>
             <w:r>
               <w:rPr>
                 <w:rFonts w:hint="eastAsia"/>
@@ -645,6 +666,7 @@
               <w:t>开机率</w:t>
             </w:r>
           </w:p>
+          <w:bookmarkEnd w:id="0"/>
           <w:p>
             <w:pPr>
               <w:rPr>
@@ -739,7 +761,23 @@
                 <w:b/>
                 <w:sz w:val="24"/>
               </w:rPr>
-              <w:t>{{importedOrYes}}</w:t>
+              <w:t>{{</w:t>
+            </w:r>
+            <w:proofErr w:type="spellStart"/>
+            <w:r>
+              <w:rPr>
+                <w:b/>
+                <w:sz w:val="24"/>
+              </w:rPr>
+              <w:t>importedOrYes</w:t>
+            </w:r>
+            <w:proofErr w:type="spellEnd"/>
+            <w:r>
+              <w:rPr>
+                <w:b/>
+                <w:sz w:val="24"/>
+              </w:rPr>
+              <w:t>}}</w:t>
             </w:r>
             <w:r>
               <w:rPr>
@@ -772,6 +810,7 @@
               </w:rPr>
               <w:t>{{</w:t>
             </w:r>
+            <w:proofErr w:type="spellStart"/>
             <w:r>
               <w:rPr>
                 <w:b/>
@@ -779,6 +818,7 @@
               </w:rPr>
               <w:t>importedOrNo</w:t>
             </w:r>
+            <w:proofErr w:type="spellEnd"/>
             <w:r>
               <w:rPr>
                 <w:b/>
@@ -844,6 +884,7 @@
               </w:rPr>
               <w:t>{{</w:t>
             </w:r>
+            <w:proofErr w:type="spellStart"/>
             <w:r>
               <w:rPr>
                 <w:b/>
@@ -851,6 +892,7 @@
               </w:rPr>
               <w:t>majorFunction</w:t>
             </w:r>
+            <w:proofErr w:type="spellEnd"/>
             <w:r>
               <w:rPr>
                 <w:b/>
@@ -924,6 +966,7 @@
               </w:rPr>
               <w:t>{{</w:t>
             </w:r>
+            <w:proofErr w:type="spellStart"/>
             <w:r>
               <w:rPr>
                 <w:b/>
@@ -931,6 +974,7 @@
               </w:rPr>
               <w:t>technicalParameter</w:t>
             </w:r>
+            <w:proofErr w:type="spellEnd"/>
             <w:r>
               <w:rPr>
                 <w:b/>
@@ -1004,6 +1048,7 @@
               </w:rPr>
               <w:t>{{</w:t>
             </w:r>
+            <w:proofErr w:type="spellStart"/>
             <w:r>
               <w:rPr>
                 <w:b/>
@@ -1011,6 +1056,7 @@
               </w:rPr>
               <w:t>equipmentUtilization</w:t>
             </w:r>
+            <w:proofErr w:type="spellEnd"/>
             <w:r>
               <w:rPr>
                 <w:b/>
@@ -1084,6 +1130,7 @@
               </w:rPr>
               <w:t>{{</w:t>
             </w:r>
+            <w:proofErr w:type="spellStart"/>
             <w:r>
               <w:rPr>
                 <w:b/>
@@ -1091,6 +1138,7 @@
               </w:rPr>
               <w:t>benefitAnalysis</w:t>
             </w:r>
+            <w:proofErr w:type="spellEnd"/>
             <w:r>
               <w:rPr>
                 <w:b/>
@@ -1164,6 +1212,7 @@
               </w:rPr>
               <w:t>{{</w:t>
             </w:r>
+            <w:proofErr w:type="spellStart"/>
             <w:r>
               <w:rPr>
                 <w:b/>
@@ -1171,6 +1220,7 @@
               </w:rPr>
               <w:t>productComparison</w:t>
             </w:r>
+            <w:proofErr w:type="spellEnd"/>
             <w:r>
               <w:rPr>
                 <w:b/>
@@ -1243,6 +1293,7 @@
               </w:rPr>
               <w:t>{{</w:t>
             </w:r>
+            <w:proofErr w:type="spellStart"/>
             <w:r>
               <w:rPr>
                 <w:b/>
@@ -1250,6 +1301,7 @@
               </w:rPr>
               <w:t>serviceLife</w:t>
             </w:r>
+            <w:proofErr w:type="spellEnd"/>
             <w:r>
               <w:rPr>
                 <w:b/>
@@ -1302,6 +1354,7 @@
               </w:rPr>
               <w:t>{{</w:t>
             </w:r>
+            <w:proofErr w:type="spellStart"/>
             <w:r>
               <w:rPr>
                 <w:b/>
@@ -1309,6 +1362,7 @@
               </w:rPr>
               <w:t>chargingStandards</w:t>
             </w:r>
+            <w:proofErr w:type="spellEnd"/>
             <w:r>
               <w:rPr>
                 <w:b/>
@@ -1360,6 +1414,7 @@
               </w:rPr>
               <w:t>{{</w:t>
             </w:r>
+            <w:proofErr w:type="spellStart"/>
             <w:r>
               <w:rPr>
                 <w:b/>
@@ -1367,6 +1422,7 @@
               </w:rPr>
               <w:t>yearIncome</w:t>
             </w:r>
+            <w:proofErr w:type="spellEnd"/>
             <w:r>
               <w:rPr>
                 <w:b/>
@@ -1507,7 +1563,23 @@
                 <w:b/>
                 <w:sz w:val="24"/>
               </w:rPr>
-              <w:t>{{pyes}}</w:t>
+              <w:t>{{</w:t>
+            </w:r>
+            <w:proofErr w:type="spellStart"/>
+            <w:r>
+              <w:rPr>
+                <w:b/>
+                <w:sz w:val="24"/>
+              </w:rPr>
+              <w:t>pyes</w:t>
+            </w:r>
+            <w:proofErr w:type="spellEnd"/>
+            <w:r>
+              <w:rPr>
+                <w:b/>
+                <w:sz w:val="24"/>
+              </w:rPr>
+              <w:t>}}</w:t>
             </w:r>
             <w:r>
               <w:rPr>
@@ -1539,7 +1611,23 @@
                 <w:b/>
                 <w:sz w:val="24"/>
               </w:rPr>
-              <w:t>{{pno}}</w:t>
+              <w:t>{{</w:t>
+            </w:r>
+            <w:proofErr w:type="spellStart"/>
+            <w:r>
+              <w:rPr>
+                <w:b/>
+                <w:sz w:val="24"/>
+              </w:rPr>
+              <w:t>pno</w:t>
+            </w:r>
+            <w:proofErr w:type="spellEnd"/>
+            <w:r>
+              <w:rPr>
+                <w:b/>
+                <w:sz w:val="24"/>
+              </w:rPr>
+              <w:t>}}</w:t>
             </w:r>
           </w:p>
         </w:tc>
@@ -1600,7 +1688,23 @@
                 <w:b/>
                 <w:sz w:val="24"/>
               </w:rPr>
-              <w:t>{{roomYes}}</w:t>
+              <w:t>{{</w:t>
+            </w:r>
+            <w:proofErr w:type="spellStart"/>
+            <w:r>
+              <w:rPr>
+                <w:b/>
+                <w:sz w:val="24"/>
+              </w:rPr>
+              <w:t>roomYes</w:t>
+            </w:r>
+            <w:proofErr w:type="spellEnd"/>
+            <w:r>
+              <w:rPr>
+                <w:b/>
+                <w:sz w:val="24"/>
+              </w:rPr>
+              <w:t>}}</w:t>
             </w:r>
             <w:r>
               <w:rPr>
@@ -1625,7 +1729,23 @@
                 <w:b/>
                 <w:sz w:val="24"/>
               </w:rPr>
-              <w:t xml:space="preserve"> {{roomNo}}</w:t>
+              <w:t xml:space="preserve"> {{</w:t>
+            </w:r>
+            <w:proofErr w:type="spellStart"/>
+            <w:r>
+              <w:rPr>
+                <w:b/>
+                <w:sz w:val="24"/>
+              </w:rPr>
+              <w:t>roomNo</w:t>
+            </w:r>
+            <w:proofErr w:type="spellEnd"/>
+            <w:r>
+              <w:rPr>
+                <w:b/>
+                <w:sz w:val="24"/>
+              </w:rPr>
+              <w:t>}}</w:t>
             </w:r>
             <w:r>
               <w:rPr>
@@ -1744,6 +1864,7 @@
               </w:rPr>
               <w:t>{{</w:t>
             </w:r>
+            <w:proofErr w:type="spellStart"/>
             <w:r>
               <w:rPr>
                 <w:b/>
@@ -1759,7 +1880,17 @@
                 <w:sz w:val="22"/>
                 <w:szCs w:val="22"/>
               </w:rPr>
-              <w:t>Yes}}</w:t>
+              <w:t>Yes</w:t>
+            </w:r>
+            <w:proofErr w:type="spellEnd"/>
+            <w:r>
+              <w:rPr>
+                <w:rFonts w:hint="eastAsia"/>
+                <w:b/>
+                <w:sz w:val="22"/>
+                <w:szCs w:val="22"/>
+              </w:rPr>
+              <w:t>}}</w:t>
             </w:r>
             <w:r>
               <w:rPr>
@@ -1805,6 +1936,7 @@
               </w:rPr>
               <w:t>{</w:t>
             </w:r>
+            <w:proofErr w:type="spellStart"/>
             <w:r>
               <w:rPr>
                 <w:b/>
@@ -1819,7 +1951,16 @@
                 <w:sz w:val="22"/>
                 <w:szCs w:val="22"/>
               </w:rPr>
-              <w:t>No}}</w:t>
+              <w:t>No</w:t>
+            </w:r>
+            <w:proofErr w:type="spellEnd"/>
+            <w:r>
+              <w:rPr>
+                <w:b/>
+                <w:sz w:val="22"/>
+                <w:szCs w:val="22"/>
+              </w:rPr>
+              <w:t>}}</w:t>
             </w:r>
             <w:r>
               <w:rPr>
@@ -1883,6 +2024,7 @@
               </w:rPr>
               <w:t>{</w:t>
             </w:r>
+            <w:proofErr w:type="spellStart"/>
             <w:r>
               <w:rPr>
                 <w:b/>
@@ -1897,7 +2039,16 @@
                 <w:sz w:val="22"/>
                 <w:szCs w:val="22"/>
               </w:rPr>
-              <w:t>Yes}}</w:t>
+              <w:t>Yes</w:t>
+            </w:r>
+            <w:proofErr w:type="spellEnd"/>
+            <w:r>
+              <w:rPr>
+                <w:b/>
+                <w:sz w:val="22"/>
+                <w:szCs w:val="22"/>
+              </w:rPr>
+              <w:t>}}</w:t>
             </w:r>
             <w:r>
               <w:rPr>
@@ -1943,6 +2094,7 @@
               </w:rPr>
               <w:t>{</w:t>
             </w:r>
+            <w:proofErr w:type="spellStart"/>
             <w:r>
               <w:rPr>
                 <w:b/>
@@ -1957,7 +2109,16 @@
                 <w:sz w:val="22"/>
                 <w:szCs w:val="22"/>
               </w:rPr>
-              <w:t>No}}</w:t>
+              <w:t>No</w:t>
+            </w:r>
+            <w:proofErr w:type="spellEnd"/>
+            <w:r>
+              <w:rPr>
+                <w:b/>
+                <w:sz w:val="22"/>
+                <w:szCs w:val="22"/>
+              </w:rPr>
+              <w:t>}}</w:t>
             </w:r>
           </w:p>
           <w:p>
@@ -2205,6 +2366,7 @@
               </w:rPr>
               <w:t xml:space="preserve">   </w:t>
             </w:r>
+            <w:proofErr w:type="gramStart"/>
             <w:r>
               <w:rPr>
                 <w:rFonts w:cs="宋体" w:hint="eastAsia"/>
@@ -2213,7 +2375,18 @@
                 <w:sz w:val="20"/>
                 <w:szCs w:val="20"/>
               </w:rPr>
-              <w:t>医保报销</w:t>
+              <w:t>医</w:t>
+            </w:r>
+            <w:proofErr w:type="gramEnd"/>
+            <w:r>
+              <w:rPr>
+                <w:rFonts w:cs="宋体" w:hint="eastAsia"/>
+                <w:b/>
+                <w:bCs/>
+                <w:sz w:val="20"/>
+                <w:szCs w:val="20"/>
+              </w:rPr>
+              <w:t>保报销</w:t>
             </w:r>
             <w:r>
               <w:rPr>

--- a/src/src/main/webapp/portal/budget/application/docTemplate/over_fifty_thousand.docx
+++ b/src/src/main/webapp/portal/budget/application/docTemplate/over_fifty_thousand.docx
@@ -149,6 +149,7 @@
         <w:tc>
           <w:tcPr>
             <w:tcW w:w="1384" w:type="dxa"/>
+            <w:vAlign w:val="center"/>
           </w:tcPr>
           <w:p>
             <w:pPr>
@@ -173,6 +174,7 @@
           <w:tcPr>
             <w:tcW w:w="2681" w:type="dxa"/>
             <w:gridSpan w:val="4"/>
+            <w:vAlign w:val="center"/>
           </w:tcPr>
           <w:p>
             <w:pPr>
@@ -210,6 +212,7 @@
           <w:tcPr>
             <w:tcW w:w="1440" w:type="dxa"/>
             <w:gridSpan w:val="2"/>
+            <w:vAlign w:val="center"/>
           </w:tcPr>
           <w:p>
             <w:pPr>
@@ -233,6 +236,7 @@
           <w:tcPr>
             <w:tcW w:w="4147" w:type="dxa"/>
             <w:gridSpan w:val="8"/>
+            <w:vAlign w:val="center"/>
           </w:tcPr>
           <w:p>
             <w:pPr>
@@ -289,6 +293,7 @@
         <w:tc>
           <w:tcPr>
             <w:tcW w:w="1384" w:type="dxa"/>
+            <w:vAlign w:val="center"/>
           </w:tcPr>
           <w:p>
             <w:pPr>
@@ -313,6 +318,7 @@
           <w:tcPr>
             <w:tcW w:w="1436" w:type="dxa"/>
             <w:gridSpan w:val="2"/>
+            <w:vAlign w:val="center"/>
           </w:tcPr>
           <w:p>
             <w:pPr>
@@ -334,6 +340,7 @@
           <w:tcPr>
             <w:tcW w:w="1245" w:type="dxa"/>
             <w:gridSpan w:val="2"/>
+            <w:vAlign w:val="center"/>
           </w:tcPr>
           <w:p>
             <w:pPr>
@@ -357,6 +364,7 @@
           <w:tcPr>
             <w:tcW w:w="1440" w:type="dxa"/>
             <w:gridSpan w:val="2"/>
+            <w:vAlign w:val="center"/>
           </w:tcPr>
           <w:p>
             <w:pPr>
@@ -392,6 +400,7 @@
           <w:tcPr>
             <w:tcW w:w="1266" w:type="dxa"/>
             <w:gridSpan w:val="3"/>
+            <w:vAlign w:val="center"/>
           </w:tcPr>
           <w:p>
             <w:pPr>
@@ -415,6 +424,7 @@
           <w:tcPr>
             <w:tcW w:w="2881" w:type="dxa"/>
             <w:gridSpan w:val="5"/>
+            <w:vAlign w:val="center"/>
           </w:tcPr>
           <w:p>
             <w:pPr>
@@ -586,6 +596,7 @@
           <w:tcPr>
             <w:tcW w:w="5865" w:type="dxa"/>
             <w:gridSpan w:val="10"/>
+            <w:vAlign w:val="center"/>
           </w:tcPr>
           <w:p>
             <w:pPr>
@@ -648,6 +659,7 @@
           <w:tcPr>
             <w:tcW w:w="1035" w:type="dxa"/>
             <w:gridSpan w:val="3"/>
+            <w:vAlign w:val="center"/>
           </w:tcPr>
           <w:p>
             <w:pPr>
@@ -679,6 +691,7 @@
         <w:tc>
           <w:tcPr>
             <w:tcW w:w="1368" w:type="dxa"/>
+            <w:vAlign w:val="center"/>
           </w:tcPr>
           <w:p>
             <w:pPr>
@@ -724,6 +737,7 @@
           <w:tcPr>
             <w:tcW w:w="8268" w:type="dxa"/>
             <w:gridSpan w:val="14"/>
+            <w:vAlign w:val="center"/>
           </w:tcPr>
           <w:p>
             <w:pPr>
@@ -884,6 +898,7 @@
               </w:rPr>
               <w:t>{{</w:t>
             </w:r>
+            <w:bookmarkStart w:id="1" w:name="OLE_LINK2"/>
             <w:proofErr w:type="spellStart"/>
             <w:r>
               <w:rPr>
@@ -892,6 +907,7 @@
               </w:rPr>
               <w:t>majorFunction</w:t>
             </w:r>
+            <w:bookmarkEnd w:id="1"/>
             <w:proofErr w:type="spellEnd"/>
             <w:r>
               <w:rPr>
@@ -935,6 +951,7 @@
           <w:tcPr>
             <w:tcW w:w="8268" w:type="dxa"/>
             <w:gridSpan w:val="14"/>
+            <w:vAlign w:val="center"/>
           </w:tcPr>
           <w:p>
             <w:pPr>
@@ -1017,6 +1034,7 @@
           <w:tcPr>
             <w:tcW w:w="8268" w:type="dxa"/>
             <w:gridSpan w:val="14"/>
+            <w:vAlign w:val="center"/>
           </w:tcPr>
           <w:p>
             <w:pPr>
@@ -1077,7 +1095,7 @@
       </w:tr>
       <w:tr>
         <w:trPr>
-          <w:trHeight w:val="729"/>
+          <w:trHeight w:val="733"/>
         </w:trPr>
         <w:tc>
           <w:tcPr>
@@ -1099,6 +1117,7 @@
           <w:tcPr>
             <w:tcW w:w="8268" w:type="dxa"/>
             <w:gridSpan w:val="14"/>
+            <w:vAlign w:val="center"/>
           </w:tcPr>
           <w:p>
             <w:pPr>
@@ -1726,10 +1745,19 @@
             </w:r>
             <w:r>
               <w:rPr>
-                <w:b/>
-                <w:sz w:val="24"/>
-              </w:rPr>
-              <w:t xml:space="preserve"> {{</w:t>
+                <w:rFonts w:hint="eastAsia"/>
+                <w:b/>
+                <w:sz w:val="22"/>
+                <w:szCs w:val="22"/>
+              </w:rPr>
+              <w:t xml:space="preserve"> </w:t>
+            </w:r>
+            <w:r>
+              <w:rPr>
+                <w:b/>
+                <w:sz w:val="24"/>
+              </w:rPr>
+              <w:t>{{</w:t>
             </w:r>
             <w:proofErr w:type="spellStart"/>
             <w:r>
@@ -1749,12 +1777,11 @@
             </w:r>
             <w:r>
               <w:rPr>
-                <w:rFonts w:hint="eastAsia"/>
-                <w:b/>
-                <w:sz w:val="22"/>
-                <w:szCs w:val="22"/>
-              </w:rPr>
-              <w:t xml:space="preserve">   </w:t>
+                <w:b/>
+                <w:sz w:val="22"/>
+                <w:szCs w:val="22"/>
+              </w:rPr>
+              <w:t xml:space="preserve">      </w:t>
             </w:r>
             <w:r>
               <w:rPr>
@@ -1765,41 +1792,25 @@
               </w:rPr>
               <w:t>手术室护士长签名：</w:t>
             </w:r>
-            <w:r>
-              <w:rPr>
-                <w:rFonts w:hint="eastAsia"/>
-                <w:b/>
-                <w:sz w:val="22"/>
-                <w:szCs w:val="22"/>
-              </w:rPr>
-              <w:t>{</w:t>
-            </w:r>
-            <w:r>
-              <w:rPr>
-                <w:b/>
-                <w:sz w:val="22"/>
-                <w:szCs w:val="22"/>
-              </w:rPr>
-              <w:t>{@</w:t>
-            </w:r>
-            <w:r>
-              <w:rPr>
-                <w:rFonts w:hint="eastAsia"/>
-                <w:b/>
-                <w:sz w:val="22"/>
-                <w:szCs w:val="22"/>
-              </w:rPr>
-              <w:t>sign</w:t>
-            </w:r>
-            <w:r>
-              <w:rPr>
-                <w:rFonts w:hint="eastAsia"/>
-                <w:b/>
-                <w:sz w:val="22"/>
-                <w:szCs w:val="22"/>
-              </w:rPr>
-              <w:t>}}</w:t>
-            </w:r>
+            <w:bookmarkStart w:id="2" w:name="OLE_LINK4"/>
+            <w:r>
+              <w:rPr>
+                <w:rFonts w:hint="eastAsia"/>
+                <w:b/>
+                <w:sz w:val="22"/>
+                <w:szCs w:val="22"/>
+              </w:rPr>
+              <w:t xml:space="preserve"> </w:t>
+            </w:r>
+            <w:r>
+              <w:rPr>
+                <w:b/>
+                <w:sz w:val="22"/>
+                <w:szCs w:val="22"/>
+              </w:rPr>
+              <w:t xml:space="preserve">          </w:t>
+            </w:r>
+            <w:bookmarkEnd w:id="2"/>
           </w:p>
         </w:tc>
       </w:tr>
@@ -2366,7 +2377,6 @@
               </w:rPr>
               <w:t xml:space="preserve">   </w:t>
             </w:r>
-            <w:proofErr w:type="gramStart"/>
             <w:r>
               <w:rPr>
                 <w:rFonts w:cs="宋体" w:hint="eastAsia"/>
@@ -2375,18 +2385,7 @@
                 <w:sz w:val="20"/>
                 <w:szCs w:val="20"/>
               </w:rPr>
-              <w:t>医</w:t>
-            </w:r>
-            <w:proofErr w:type="gramEnd"/>
-            <w:r>
-              <w:rPr>
-                <w:rFonts w:cs="宋体" w:hint="eastAsia"/>
-                <w:b/>
-                <w:bCs/>
-                <w:sz w:val="20"/>
-                <w:szCs w:val="20"/>
-              </w:rPr>
-              <w:t>保报销</w:t>
+              <w:t>医保报销</w:t>
             </w:r>
             <w:r>
               <w:rPr>
@@ -2784,426 +2783,6 @@
     </w:p>
     <w:p>
       <w:pPr>
-        <w:ind w:left="5461" w:hangingChars="1700" w:hanging="5461"/>
-        <w:jc w:val="center"/>
-        <w:rPr>
-          <w:b/>
-          <w:sz w:val="32"/>
-          <w:szCs w:val="32"/>
-        </w:rPr>
-      </w:pPr>
-      <w:r>
-        <w:rPr>
-          <w:rFonts w:hint="eastAsia"/>
-          <w:b/>
-          <w:sz w:val="32"/>
-          <w:szCs w:val="32"/>
-        </w:rPr>
-        <w:t>单价</w:t>
-      </w:r>
-      <w:r>
-        <w:rPr>
-          <w:rFonts w:hint="eastAsia"/>
-          <w:b/>
-          <w:sz w:val="32"/>
-          <w:szCs w:val="32"/>
-        </w:rPr>
-        <w:t>50</w:t>
-      </w:r>
-      <w:r>
-        <w:rPr>
-          <w:rFonts w:hint="eastAsia"/>
-          <w:b/>
-          <w:sz w:val="32"/>
-          <w:szCs w:val="32"/>
-        </w:rPr>
-        <w:t>万元以上（含</w:t>
-      </w:r>
-      <w:r>
-        <w:rPr>
-          <w:rFonts w:hint="eastAsia"/>
-          <w:b/>
-          <w:sz w:val="32"/>
-          <w:szCs w:val="32"/>
-        </w:rPr>
-        <w:t>50</w:t>
-      </w:r>
-      <w:r>
-        <w:rPr>
-          <w:rFonts w:hint="eastAsia"/>
-          <w:b/>
-          <w:sz w:val="32"/>
-          <w:szCs w:val="32"/>
-        </w:rPr>
-        <w:t>万）设备论证报告</w:t>
-      </w:r>
-    </w:p>
-    <w:tbl>
-      <w:tblPr>
-        <w:tblW w:w="0" w:type="auto"/>
-        <w:tblInd w:w="108" w:type="dxa"/>
-        <w:tblBorders>
-          <w:top w:val="single" w:sz="4" w:space="0" w:color="auto"/>
-          <w:left w:val="single" w:sz="4" w:space="0" w:color="auto"/>
-          <w:bottom w:val="single" w:sz="4" w:space="0" w:color="auto"/>
-          <w:right w:val="single" w:sz="4" w:space="0" w:color="auto"/>
-          <w:insideH w:val="single" w:sz="4" w:space="0" w:color="auto"/>
-          <w:insideV w:val="single" w:sz="4" w:space="0" w:color="auto"/>
-        </w:tblBorders>
-        <w:tblLook w:val="0000" w:firstRow="0" w:lastRow="0" w:firstColumn="0" w:lastColumn="0" w:noHBand="0" w:noVBand="0"/>
-      </w:tblPr>
-      <w:tblGrid>
-        <w:gridCol w:w="9554"/>
-      </w:tblGrid>
-      <w:tr>
-        <w:trPr>
-          <w:trHeight w:val="12261"/>
-        </w:trPr>
-        <w:tc>
-          <w:tcPr>
-            <w:tcW w:w="9554" w:type="dxa"/>
-          </w:tcPr>
-          <w:p>
-            <w:pPr>
-              <w:spacing w:line="360" w:lineRule="auto"/>
-              <w:ind w:firstLineChars="200" w:firstLine="643"/>
-              <w:jc w:val="left"/>
-              <w:rPr>
-                <w:rFonts w:ascii="宋体" w:hAnsi="宋体"/>
-                <w:b/>
-                <w:sz w:val="32"/>
-                <w:szCs w:val="32"/>
-              </w:rPr>
-            </w:pPr>
-          </w:p>
-          <w:p>
-            <w:pPr>
-              <w:spacing w:line="360" w:lineRule="auto"/>
-              <w:ind w:firstLineChars="200" w:firstLine="643"/>
-              <w:jc w:val="left"/>
-              <w:rPr>
-                <w:rFonts w:ascii="宋体" w:hAnsi="宋体"/>
-                <w:b/>
-                <w:sz w:val="32"/>
-                <w:szCs w:val="32"/>
-              </w:rPr>
-            </w:pPr>
-          </w:p>
-          <w:p>
-            <w:pPr>
-              <w:spacing w:line="360" w:lineRule="auto"/>
-              <w:ind w:firstLineChars="200" w:firstLine="643"/>
-              <w:jc w:val="left"/>
-              <w:rPr>
-                <w:rFonts w:ascii="宋体" w:hAnsi="宋体"/>
-                <w:b/>
-                <w:sz w:val="32"/>
-                <w:szCs w:val="32"/>
-              </w:rPr>
-            </w:pPr>
-          </w:p>
-          <w:p>
-            <w:pPr>
-              <w:spacing w:line="360" w:lineRule="auto"/>
-              <w:ind w:firstLineChars="200" w:firstLine="643"/>
-              <w:jc w:val="left"/>
-              <w:rPr>
-                <w:rFonts w:ascii="宋体" w:hAnsi="宋体"/>
-                <w:b/>
-                <w:sz w:val="32"/>
-                <w:szCs w:val="32"/>
-              </w:rPr>
-            </w:pPr>
-          </w:p>
-          <w:p>
-            <w:pPr>
-              <w:spacing w:line="360" w:lineRule="auto"/>
-              <w:ind w:firstLineChars="200" w:firstLine="643"/>
-              <w:jc w:val="left"/>
-              <w:rPr>
-                <w:rFonts w:ascii="宋体" w:hAnsi="宋体"/>
-                <w:b/>
-                <w:sz w:val="32"/>
-                <w:szCs w:val="32"/>
-              </w:rPr>
-            </w:pPr>
-          </w:p>
-          <w:p>
-            <w:pPr>
-              <w:spacing w:line="360" w:lineRule="auto"/>
-              <w:ind w:firstLineChars="200" w:firstLine="643"/>
-              <w:jc w:val="left"/>
-              <w:rPr>
-                <w:rFonts w:ascii="宋体" w:hAnsi="宋体"/>
-                <w:b/>
-                <w:sz w:val="32"/>
-                <w:szCs w:val="32"/>
-              </w:rPr>
-            </w:pPr>
-          </w:p>
-          <w:p>
-            <w:pPr>
-              <w:spacing w:line="360" w:lineRule="auto"/>
-              <w:ind w:firstLineChars="200" w:firstLine="643"/>
-              <w:jc w:val="left"/>
-              <w:rPr>
-                <w:rFonts w:ascii="宋体" w:hAnsi="宋体"/>
-                <w:b/>
-                <w:sz w:val="32"/>
-                <w:szCs w:val="32"/>
-              </w:rPr>
-            </w:pPr>
-          </w:p>
-          <w:p>
-            <w:pPr>
-              <w:spacing w:line="360" w:lineRule="auto"/>
-              <w:ind w:firstLineChars="200" w:firstLine="643"/>
-              <w:jc w:val="left"/>
-              <w:rPr>
-                <w:rFonts w:ascii="宋体" w:hAnsi="宋体"/>
-                <w:b/>
-                <w:sz w:val="32"/>
-                <w:szCs w:val="32"/>
-              </w:rPr>
-            </w:pPr>
-          </w:p>
-          <w:p>
-            <w:pPr>
-              <w:spacing w:line="360" w:lineRule="auto"/>
-              <w:ind w:firstLineChars="200" w:firstLine="643"/>
-              <w:jc w:val="left"/>
-              <w:rPr>
-                <w:rFonts w:ascii="宋体" w:hAnsi="宋体"/>
-                <w:b/>
-                <w:sz w:val="32"/>
-                <w:szCs w:val="32"/>
-              </w:rPr>
-            </w:pPr>
-          </w:p>
-          <w:p>
-            <w:pPr>
-              <w:spacing w:line="360" w:lineRule="auto"/>
-              <w:ind w:firstLineChars="200" w:firstLine="643"/>
-              <w:jc w:val="left"/>
-              <w:rPr>
-                <w:rFonts w:ascii="宋体" w:hAnsi="宋体"/>
-                <w:b/>
-                <w:sz w:val="32"/>
-                <w:szCs w:val="32"/>
-              </w:rPr>
-            </w:pPr>
-          </w:p>
-          <w:p>
-            <w:pPr>
-              <w:spacing w:line="360" w:lineRule="auto"/>
-              <w:jc w:val="left"/>
-              <w:rPr>
-                <w:rFonts w:ascii="宋体" w:hAnsi="宋体"/>
-                <w:b/>
-                <w:sz w:val="32"/>
-                <w:szCs w:val="32"/>
-              </w:rPr>
-            </w:pPr>
-          </w:p>
-          <w:p>
-            <w:pPr>
-              <w:spacing w:line="360" w:lineRule="auto"/>
-              <w:ind w:firstLineChars="200" w:firstLine="643"/>
-              <w:jc w:val="left"/>
-              <w:rPr>
-                <w:rFonts w:ascii="宋体" w:hAnsi="宋体"/>
-                <w:b/>
-                <w:sz w:val="32"/>
-                <w:szCs w:val="32"/>
-              </w:rPr>
-            </w:pPr>
-          </w:p>
-          <w:p>
-            <w:pPr>
-              <w:spacing w:line="360" w:lineRule="auto"/>
-              <w:ind w:firstLineChars="200" w:firstLine="643"/>
-              <w:jc w:val="left"/>
-              <w:rPr>
-                <w:rFonts w:ascii="宋体" w:hAnsi="宋体"/>
-                <w:b/>
-                <w:sz w:val="32"/>
-                <w:szCs w:val="32"/>
-              </w:rPr>
-            </w:pPr>
-          </w:p>
-          <w:p>
-            <w:pPr>
-              <w:ind w:left="5461" w:hangingChars="1700" w:hanging="5461"/>
-              <w:rPr>
-                <w:b/>
-                <w:sz w:val="32"/>
-                <w:szCs w:val="32"/>
-              </w:rPr>
-            </w:pPr>
-            <w:r>
-              <w:rPr>
-                <w:rFonts w:hint="eastAsia"/>
-                <w:b/>
-                <w:sz w:val="32"/>
-                <w:szCs w:val="32"/>
-              </w:rPr>
-              <w:t>科室相关人员签名：</w:t>
-            </w:r>
-          </w:p>
-          <w:p>
-            <w:pPr>
-              <w:spacing w:line="360" w:lineRule="auto"/>
-              <w:jc w:val="left"/>
-              <w:rPr>
-                <w:rFonts w:ascii="宋体" w:hAnsi="宋体"/>
-                <w:b/>
-                <w:sz w:val="32"/>
-                <w:szCs w:val="32"/>
-              </w:rPr>
-            </w:pPr>
-          </w:p>
-          <w:p>
-            <w:pPr>
-              <w:spacing w:line="360" w:lineRule="auto"/>
-              <w:ind w:firstLineChars="200" w:firstLine="643"/>
-              <w:jc w:val="left"/>
-              <w:rPr>
-                <w:rFonts w:ascii="宋体" w:hAnsi="宋体"/>
-                <w:b/>
-                <w:sz w:val="32"/>
-                <w:szCs w:val="32"/>
-              </w:rPr>
-            </w:pPr>
-          </w:p>
-          <w:p>
-            <w:pPr>
-              <w:spacing w:line="360" w:lineRule="auto"/>
-              <w:ind w:firstLineChars="200" w:firstLine="643"/>
-              <w:jc w:val="center"/>
-              <w:rPr>
-                <w:rFonts w:ascii="宋体" w:hAnsi="宋体"/>
-                <w:b/>
-                <w:sz w:val="32"/>
-                <w:szCs w:val="32"/>
-              </w:rPr>
-            </w:pPr>
-            <w:r>
-              <w:rPr>
-                <w:rFonts w:ascii="宋体" w:hAnsi="宋体" w:hint="eastAsia"/>
-                <w:b/>
-                <w:sz w:val="32"/>
-                <w:szCs w:val="32"/>
-              </w:rPr>
-              <w:t xml:space="preserve">                         </w:t>
-            </w:r>
-          </w:p>
-          <w:p>
-            <w:pPr>
-              <w:ind w:left="5461" w:hangingChars="1700" w:hanging="5461"/>
-              <w:rPr>
-                <w:b/>
-                <w:sz w:val="32"/>
-                <w:szCs w:val="32"/>
-              </w:rPr>
-            </w:pPr>
-            <w:r>
-              <w:rPr>
-                <w:rFonts w:ascii="宋体" w:hAnsi="宋体" w:hint="eastAsia"/>
-                <w:b/>
-                <w:sz w:val="32"/>
-                <w:szCs w:val="32"/>
-              </w:rPr>
-              <w:t xml:space="preserve">                                                 </w:t>
-            </w:r>
-            <w:r>
-              <w:rPr>
-                <w:rFonts w:hint="eastAsia"/>
-                <w:b/>
-                <w:sz w:val="32"/>
-                <w:szCs w:val="32"/>
-              </w:rPr>
-              <w:t>**</w:t>
-            </w:r>
-            <w:r>
-              <w:rPr>
-                <w:rFonts w:hint="eastAsia"/>
-                <w:b/>
-                <w:sz w:val="32"/>
-                <w:szCs w:val="32"/>
-              </w:rPr>
-              <w:t>科</w:t>
-            </w:r>
-          </w:p>
-          <w:p>
-            <w:pPr>
-              <w:ind w:left="5461" w:hangingChars="1700" w:hanging="5461"/>
-              <w:rPr>
-                <w:rFonts w:ascii="宋体" w:hAnsi="宋体"/>
-                <w:b/>
-                <w:sz w:val="32"/>
-                <w:szCs w:val="32"/>
-              </w:rPr>
-            </w:pPr>
-            <w:r>
-              <w:rPr>
-                <w:rFonts w:hint="eastAsia"/>
-                <w:b/>
-                <w:sz w:val="32"/>
-                <w:szCs w:val="32"/>
-              </w:rPr>
-              <w:t xml:space="preserve">                                             </w:t>
-            </w:r>
-            <w:r>
-              <w:rPr>
-                <w:rFonts w:hint="eastAsia"/>
-                <w:b/>
-                <w:sz w:val="32"/>
-                <w:szCs w:val="32"/>
-              </w:rPr>
-              <w:t>年</w:t>
-            </w:r>
-            <w:r>
-              <w:rPr>
-                <w:rFonts w:hint="eastAsia"/>
-                <w:b/>
-                <w:sz w:val="32"/>
-                <w:szCs w:val="32"/>
-              </w:rPr>
-              <w:t xml:space="preserve">   </w:t>
-            </w:r>
-            <w:r>
-              <w:rPr>
-                <w:rFonts w:hint="eastAsia"/>
-                <w:b/>
-                <w:sz w:val="32"/>
-                <w:szCs w:val="32"/>
-              </w:rPr>
-              <w:t>月</w:t>
-            </w:r>
-            <w:r>
-              <w:rPr>
-                <w:rFonts w:hint="eastAsia"/>
-                <w:b/>
-                <w:sz w:val="32"/>
-                <w:szCs w:val="32"/>
-              </w:rPr>
-              <w:t xml:space="preserve">   </w:t>
-            </w:r>
-            <w:r>
-              <w:rPr>
-                <w:rFonts w:hint="eastAsia"/>
-                <w:b/>
-                <w:sz w:val="32"/>
-                <w:szCs w:val="32"/>
-              </w:rPr>
-              <w:t>日</w:t>
-            </w:r>
-          </w:p>
-        </w:tc>
-      </w:tr>
-    </w:tbl>
-    <w:p>
-      <w:pPr>
         <w:ind w:left="3413" w:hangingChars="1700" w:hanging="3413"/>
         <w:jc w:val="left"/>
         <w:rPr>
@@ -3213,170 +2792,6 @@
           <w:szCs w:val="20"/>
         </w:rPr>
       </w:pPr>
-      <w:r>
-        <w:rPr>
-          <w:rFonts w:hint="eastAsia"/>
-          <w:b/>
-          <w:color w:val="FF0000"/>
-          <w:sz w:val="20"/>
-          <w:szCs w:val="20"/>
-        </w:rPr>
-        <w:t>备注：申购医疗设备论证报告，需从以下几个方面进行阐述：</w:t>
-      </w:r>
-      <w:r>
-        <w:rPr>
-          <w:rFonts w:hint="eastAsia"/>
-          <w:b/>
-          <w:color w:val="FF0000"/>
-          <w:sz w:val="20"/>
-          <w:szCs w:val="20"/>
-        </w:rPr>
-        <w:t>1</w:t>
-      </w:r>
-      <w:r>
-        <w:rPr>
-          <w:rFonts w:hint="eastAsia"/>
-          <w:b/>
-          <w:color w:val="FF0000"/>
-          <w:sz w:val="20"/>
-          <w:szCs w:val="20"/>
-        </w:rPr>
-        <w:t>、应用论证：重点说明学科、临床应用必需理</w:t>
-      </w:r>
-    </w:p>
-    <w:p>
-      <w:pPr>
-        <w:ind w:left="3413" w:hangingChars="1700" w:hanging="3413"/>
-        <w:jc w:val="left"/>
-        <w:rPr>
-          <w:b/>
-          <w:color w:val="FF0000"/>
-          <w:sz w:val="20"/>
-          <w:szCs w:val="20"/>
-        </w:rPr>
-      </w:pPr>
-      <w:r>
-        <w:rPr>
-          <w:rFonts w:hint="eastAsia"/>
-          <w:b/>
-          <w:color w:val="FF0000"/>
-          <w:sz w:val="20"/>
-          <w:szCs w:val="20"/>
-        </w:rPr>
-        <w:t>由；</w:t>
-      </w:r>
-      <w:r>
-        <w:rPr>
-          <w:rFonts w:hint="eastAsia"/>
-          <w:b/>
-          <w:color w:val="FF0000"/>
-          <w:sz w:val="20"/>
-          <w:szCs w:val="20"/>
-        </w:rPr>
-        <w:t>2</w:t>
-      </w:r>
-      <w:r>
-        <w:rPr>
-          <w:rFonts w:hint="eastAsia"/>
-          <w:b/>
-          <w:color w:val="FF0000"/>
-          <w:sz w:val="20"/>
-          <w:szCs w:val="20"/>
-        </w:rPr>
-        <w:t>、市场论证：重点描述所申购设备的市场应用状况；</w:t>
-      </w:r>
-      <w:r>
-        <w:rPr>
-          <w:rFonts w:hint="eastAsia"/>
-          <w:b/>
-          <w:color w:val="FF0000"/>
-          <w:sz w:val="20"/>
-          <w:szCs w:val="20"/>
-        </w:rPr>
-        <w:t>3</w:t>
-      </w:r>
-      <w:r>
-        <w:rPr>
-          <w:rFonts w:hint="eastAsia"/>
-          <w:b/>
-          <w:color w:val="FF0000"/>
-          <w:sz w:val="20"/>
-          <w:szCs w:val="20"/>
-        </w:rPr>
-        <w:t>、配置论证：需求配置及功能要求；</w:t>
-      </w:r>
-      <w:r>
-        <w:rPr>
-          <w:rFonts w:hint="eastAsia"/>
-          <w:b/>
-          <w:color w:val="FF0000"/>
-          <w:sz w:val="20"/>
-          <w:szCs w:val="20"/>
-        </w:rPr>
-        <w:t>4</w:t>
-      </w:r>
-      <w:r>
-        <w:rPr>
-          <w:rFonts w:hint="eastAsia"/>
-          <w:b/>
-          <w:color w:val="FF0000"/>
-          <w:sz w:val="20"/>
-          <w:szCs w:val="20"/>
-        </w:rPr>
-        <w:t>、科室人员</w:t>
-      </w:r>
-    </w:p>
-    <w:p>
-      <w:pPr>
-        <w:ind w:left="3413" w:hangingChars="1700" w:hanging="3413"/>
-        <w:jc w:val="left"/>
-        <w:rPr>
-          <w:b/>
-          <w:color w:val="FF0000"/>
-          <w:sz w:val="20"/>
-          <w:szCs w:val="20"/>
-        </w:rPr>
-      </w:pPr>
-      <w:r>
-        <w:rPr>
-          <w:rFonts w:hint="eastAsia"/>
-          <w:b/>
-          <w:color w:val="FF0000"/>
-          <w:sz w:val="20"/>
-          <w:szCs w:val="20"/>
-        </w:rPr>
-        <w:t>配备情况及开发使用能力；</w:t>
-      </w:r>
-      <w:r>
-        <w:rPr>
-          <w:rFonts w:hint="eastAsia"/>
-          <w:b/>
-          <w:color w:val="FF0000"/>
-          <w:sz w:val="20"/>
-          <w:szCs w:val="20"/>
-        </w:rPr>
-        <w:t>5</w:t>
-      </w:r>
-      <w:r>
-        <w:rPr>
-          <w:rFonts w:hint="eastAsia"/>
-          <w:b/>
-          <w:color w:val="FF0000"/>
-          <w:sz w:val="20"/>
-          <w:szCs w:val="20"/>
-        </w:rPr>
-        <w:t>、场地基本条件论证；</w:t>
-      </w:r>
-      <w:r>
-        <w:rPr>
-          <w:rFonts w:hint="eastAsia"/>
-          <w:b/>
-          <w:color w:val="FF0000"/>
-          <w:sz w:val="20"/>
-          <w:szCs w:val="20"/>
-        </w:rPr>
-        <w:t>6</w:t>
-      </w:r>
       <w:r>
         <w:rPr>
           <w:rFonts w:hint="eastAsia"/>
@@ -3476,7 +2891,7 @@
     <w:lsdException w:name="Title" w:qFormat="1"/>
     <w:lsdException w:name="Default Paragraph Font" w:semiHidden="1"/>
     <w:lsdException w:name="Subtitle" w:qFormat="1"/>
-    <w:lsdException w:name="Strong" w:qFormat="1"/>
+    <w:lsdException w:name="Strong" w:uiPriority="22" w:qFormat="1"/>
     <w:lsdException w:name="Emphasis" w:qFormat="1"/>
     <w:lsdException w:name="HTML Top of Form" w:semiHidden="1" w:uiPriority="99" w:unhideWhenUsed="1"/>
     <w:lsdException w:name="HTML Bottom of Form" w:semiHidden="1" w:uiPriority="99" w:unhideWhenUsed="1"/>
@@ -3862,6 +3277,16 @@
       </w:tblBorders>
     </w:tblPr>
   </w:style>
+  <w:style w:type="character" w:styleId="a8">
+    <w:name w:val="Strong"/>
+    <w:uiPriority w:val="22"/>
+    <w:qFormat/>
+    <w:rsid w:val="00A61A5F"/>
+    <w:rPr>
+      <w:b/>
+      <w:bCs/>
+    </w:rPr>
+  </w:style>
 </w:styles>
 </file>
 

--- a/src/src/main/webapp/portal/budget/application/docTemplate/over_fifty_thousand.docx
+++ b/src/src/main/webapp/portal/budget/application/docTemplate/over_fifty_thousand.docx
@@ -756,89 +756,44 @@
             </w:r>
             <w:r>
               <w:rPr>
-                <w:rFonts w:hint="eastAsia"/>
-                <w:b/>
-                <w:sz w:val="24"/>
-              </w:rPr>
-              <w:t>是</w:t>
-            </w:r>
-            <w:r>
-              <w:rPr>
-                <w:rFonts w:hint="eastAsia"/>
-                <w:b/>
-                <w:sz w:val="24"/>
-              </w:rPr>
-              <w:t xml:space="preserve"> </w:t>
-            </w:r>
-            <w:r>
-              <w:rPr>
                 <w:b/>
                 <w:sz w:val="24"/>
               </w:rPr>
               <w:t>{{</w:t>
             </w:r>
+            <w:bookmarkStart w:id="1" w:name="OLE_LINK3"/>
             <w:proofErr w:type="spellStart"/>
             <w:r>
               <w:rPr>
                 <w:b/>
                 <w:sz w:val="24"/>
               </w:rPr>
-              <w:t>importedOrYes</w:t>
-            </w:r>
+              <w:t>imported</w:t>
+            </w:r>
+            <w:r>
+              <w:rPr>
+                <w:rFonts w:hint="eastAsia"/>
+                <w:b/>
+                <w:sz w:val="24"/>
+              </w:rPr>
+              <w:t>Or</w:t>
+            </w:r>
+            <w:bookmarkEnd w:id="1"/>
             <w:proofErr w:type="spellEnd"/>
             <w:r>
               <w:rPr>
                 <w:b/>
                 <w:sz w:val="24"/>
               </w:rPr>
-              <w:t>}}</w:t>
-            </w:r>
-            <w:r>
-              <w:rPr>
-                <w:rFonts w:hint="eastAsia"/>
-                <w:b/>
-                <w:sz w:val="24"/>
-              </w:rPr>
-              <w:t xml:space="preserve"> </w:t>
-            </w:r>
-            <w:r>
-              <w:rPr>
-                <w:rFonts w:hint="eastAsia"/>
-                <w:b/>
-                <w:sz w:val="24"/>
-              </w:rPr>
-              <w:t>否</w:t>
-            </w:r>
-            <w:r>
-              <w:rPr>
-                <w:rFonts w:hint="eastAsia"/>
-                <w:b/>
-                <w:sz w:val="24"/>
-              </w:rPr>
-              <w:t xml:space="preserve"> </w:t>
-            </w:r>
-            <w:r>
-              <w:rPr>
-                <w:b/>
-                <w:sz w:val="24"/>
-              </w:rPr>
-              <w:t>{{</w:t>
-            </w:r>
-            <w:proofErr w:type="spellStart"/>
-            <w:r>
-              <w:rPr>
-                <w:b/>
-                <w:sz w:val="24"/>
-              </w:rPr>
-              <w:t>importedOrNo</w:t>
-            </w:r>
-            <w:proofErr w:type="spellEnd"/>
-            <w:r>
-              <w:rPr>
-                <w:b/>
-                <w:sz w:val="24"/>
-              </w:rPr>
-              <w:t>}}</w:t>
+              <w:t>}</w:t>
+            </w:r>
+            <w:r>
+              <w:rPr>
+                <w:rFonts w:hint="eastAsia"/>
+                <w:b/>
+                <w:sz w:val="24"/>
+              </w:rPr>
+              <w:t>}</w:t>
             </w:r>
           </w:p>
         </w:tc>
@@ -898,7 +853,7 @@
               </w:rPr>
               <w:t>{{</w:t>
             </w:r>
-            <w:bookmarkStart w:id="1" w:name="OLE_LINK2"/>
+            <w:bookmarkStart w:id="2" w:name="OLE_LINK2"/>
             <w:proofErr w:type="spellStart"/>
             <w:r>
               <w:rPr>
@@ -907,7 +862,7 @@
               </w:rPr>
               <w:t>majorFunction</w:t>
             </w:r>
-            <w:bookmarkEnd w:id="1"/>
+            <w:bookmarkEnd w:id="2"/>
             <w:proofErr w:type="spellEnd"/>
             <w:r>
               <w:rPr>
@@ -1561,92 +1516,40 @@
             </w:pPr>
             <w:r>
               <w:rPr>
-                <w:rFonts w:hint="eastAsia"/>
-                <w:b/>
-                <w:sz w:val="22"/>
-                <w:szCs w:val="22"/>
-              </w:rPr>
-              <w:t>是</w:t>
-            </w:r>
-            <w:r>
-              <w:rPr>
-                <w:rFonts w:hint="eastAsia"/>
-                <w:b/>
-                <w:sz w:val="22"/>
-                <w:szCs w:val="22"/>
+                <w:b/>
+                <w:sz w:val="24"/>
+              </w:rPr>
+              <w:t>{{</w:t>
+            </w:r>
+            <w:proofErr w:type="spellStart"/>
+            <w:r>
+              <w:rPr>
+                <w:b/>
+                <w:sz w:val="24"/>
+              </w:rPr>
+              <w:t>p</w:t>
+            </w:r>
+            <w:r>
+              <w:rPr>
+                <w:b/>
+                <w:sz w:val="24"/>
+              </w:rPr>
+              <w:t>laceSite</w:t>
+            </w:r>
+            <w:proofErr w:type="spellEnd"/>
+            <w:r>
+              <w:rPr>
+                <w:b/>
+                <w:sz w:val="24"/>
+              </w:rPr>
+              <w:t>}}</w:t>
+            </w:r>
+            <w:r>
+              <w:rPr>
+                <w:b/>
+                <w:sz w:val="24"/>
               </w:rPr>
               <w:t xml:space="preserve"> </w:t>
-            </w:r>
-            <w:r>
-              <w:rPr>
-                <w:b/>
-                <w:sz w:val="24"/>
-              </w:rPr>
-              <w:t>{{</w:t>
-            </w:r>
-            <w:proofErr w:type="spellStart"/>
-            <w:r>
-              <w:rPr>
-                <w:b/>
-                <w:sz w:val="24"/>
-              </w:rPr>
-              <w:t>pyes</w:t>
-            </w:r>
-            <w:proofErr w:type="spellEnd"/>
-            <w:r>
-              <w:rPr>
-                <w:b/>
-                <w:sz w:val="24"/>
-              </w:rPr>
-              <w:t>}}</w:t>
-            </w:r>
-            <w:r>
-              <w:rPr>
-                <w:b/>
-                <w:sz w:val="24"/>
-              </w:rPr>
-              <w:t xml:space="preserve"> </w:t>
-            </w:r>
-            <w:r>
-              <w:rPr>
-                <w:rFonts w:hint="eastAsia"/>
-                <w:b/>
-                <w:sz w:val="22"/>
-                <w:szCs w:val="22"/>
-              </w:rPr>
-              <w:t>否</w:t>
-            </w:r>
-            <w:r>
-              <w:rPr>
-                <w:rFonts w:hint="eastAsia"/>
-                <w:b/>
-                <w:sz w:val="22"/>
-                <w:szCs w:val="22"/>
-              </w:rPr>
-              <w:t xml:space="preserve"> </w:t>
-            </w:r>
-            <w:r>
-              <w:rPr>
-                <w:b/>
-                <w:sz w:val="24"/>
-              </w:rPr>
-              <w:t>{{</w:t>
-            </w:r>
-            <w:proofErr w:type="spellStart"/>
-            <w:r>
-              <w:rPr>
-                <w:b/>
-                <w:sz w:val="24"/>
-              </w:rPr>
-              <w:t>pno</w:t>
-            </w:r>
-            <w:proofErr w:type="spellEnd"/>
-            <w:r>
-              <w:rPr>
-                <w:b/>
-                <w:sz w:val="24"/>
-              </w:rPr>
-              <w:t>}}</w:t>
             </w:r>
           </w:p>
         </w:tc>
@@ -1691,57 +1594,56 @@
                 <w:sz w:val="22"/>
                 <w:szCs w:val="22"/>
               </w:rPr>
-              <w:t>是否在手术室使用：是</w:t>
-            </w:r>
-            <w:r>
-              <w:rPr>
-                <w:rFonts w:hint="eastAsia"/>
+              <w:t>是否在手术室使用：</w:t>
+            </w:r>
+            <w:r>
+              <w:rPr>
+                <w:b/>
+                <w:sz w:val="24"/>
+              </w:rPr>
+              <w:t>{{</w:t>
+            </w:r>
+            <w:proofErr w:type="spellStart"/>
+            <w:r>
+              <w:rPr>
+                <w:b/>
+                <w:sz w:val="24"/>
+              </w:rPr>
+              <w:t>usedOperatingRoom</w:t>
+            </w:r>
+            <w:proofErr w:type="spellEnd"/>
+            <w:proofErr w:type="gramStart"/>
+            <w:r>
+              <w:rPr>
+                <w:b/>
+                <w:sz w:val="24"/>
+              </w:rPr>
+              <w:t>}}</w:t>
+            </w:r>
+            <w:r>
+              <w:rPr>
                 <w:b/>
                 <w:sz w:val="22"/>
                 <w:szCs w:val="22"/>
               </w:rPr>
-              <w:t xml:space="preserve"> </w:t>
-            </w:r>
-            <w:r>
-              <w:rPr>
-                <w:b/>
-                <w:sz w:val="24"/>
-              </w:rPr>
-              <w:t>{{</w:t>
-            </w:r>
-            <w:proofErr w:type="spellStart"/>
-            <w:r>
-              <w:rPr>
-                <w:b/>
-                <w:sz w:val="24"/>
-              </w:rPr>
-              <w:t>roomYes</w:t>
-            </w:r>
-            <w:proofErr w:type="spellEnd"/>
-            <w:r>
-              <w:rPr>
-                <w:b/>
-                <w:sz w:val="24"/>
-              </w:rPr>
-              <w:t>}}</w:t>
-            </w:r>
-            <w:r>
-              <w:rPr>
-                <w:rFonts w:hint="eastAsia"/>
+              <w:t xml:space="preserve">  </w:t>
+            </w:r>
+            <w:r>
+              <w:rPr>
                 <w:b/>
                 <w:sz w:val="22"/>
                 <w:szCs w:val="22"/>
               </w:rPr>
               <w:t xml:space="preserve"> </w:t>
             </w:r>
-            <w:r>
-              <w:rPr>
-                <w:rFonts w:hint="eastAsia"/>
+            <w:proofErr w:type="gramEnd"/>
+            <w:r>
+              <w:rPr>
                 <w:b/>
                 <w:sz w:val="22"/>
                 <w:szCs w:val="22"/>
               </w:rPr>
-              <w:t>否</w:t>
+              <w:t xml:space="preserve">  </w:t>
             </w:r>
             <w:r>
               <w:rPr>
@@ -1750,67 +1652,27 @@
                 <w:sz w:val="22"/>
                 <w:szCs w:val="22"/>
               </w:rPr>
-              <w:t xml:space="preserve"> </w:t>
-            </w:r>
-            <w:r>
-              <w:rPr>
-                <w:b/>
-                <w:sz w:val="24"/>
-              </w:rPr>
-              <w:t>{{</w:t>
-            </w:r>
-            <w:proofErr w:type="spellStart"/>
-            <w:r>
-              <w:rPr>
-                <w:b/>
-                <w:sz w:val="24"/>
-              </w:rPr>
-              <w:t>roomNo</w:t>
-            </w:r>
-            <w:proofErr w:type="spellEnd"/>
-            <w:r>
-              <w:rPr>
-                <w:b/>
-                <w:sz w:val="24"/>
-              </w:rPr>
-              <w:t>}}</w:t>
-            </w:r>
-            <w:r>
-              <w:rPr>
+              <w:t>手术室护士长签名：</w:t>
+            </w:r>
+            <w:bookmarkStart w:id="3" w:name="OLE_LINK4"/>
+            <w:r>
+              <w:rPr>
+                <w:rFonts w:hint="eastAsia"/>
                 <w:b/>
                 <w:sz w:val="22"/>
                 <w:szCs w:val="22"/>
               </w:rPr>
-              <w:t xml:space="preserve">      </w:t>
-            </w:r>
-            <w:r>
-              <w:rPr>
-                <w:rFonts w:hint="eastAsia"/>
+              <w:t xml:space="preserve"> </w:t>
+            </w:r>
+            <w:r>
+              <w:rPr>
                 <w:b/>
                 <w:sz w:val="22"/>
                 <w:szCs w:val="22"/>
               </w:rPr>
-              <w:t>手术室护士长签名：</w:t>
-            </w:r>
-            <w:bookmarkStart w:id="2" w:name="OLE_LINK4"/>
-            <w:r>
-              <w:rPr>
-                <w:rFonts w:hint="eastAsia"/>
-                <w:b/>
-                <w:sz w:val="22"/>
-                <w:szCs w:val="22"/>
-              </w:rPr>
-              <w:t xml:space="preserve"> </w:t>
-            </w:r>
-            <w:r>
-              <w:rPr>
-                <w:b/>
-                <w:sz w:val="22"/>
-                <w:szCs w:val="22"/>
-              </w:rPr>
               <w:t xml:space="preserve">          </w:t>
             </w:r>
-            <w:bookmarkEnd w:id="2"/>
+            <w:bookmarkEnd w:id="3"/>
           </w:p>
         </w:tc>
       </w:tr>
@@ -1855,7 +1717,7 @@
                 <w:sz w:val="22"/>
                 <w:szCs w:val="22"/>
               </w:rPr>
-              <w:t>是否需要同院内信息系统对接：是</w:t>
+              <w:t>是否需要同院内信息系统对接：</w:t>
             </w:r>
             <w:r>
               <w:rPr>
@@ -1864,25 +1726,27 @@
                 <w:sz w:val="22"/>
                 <w:szCs w:val="22"/>
               </w:rPr>
-              <w:t xml:space="preserve"> </w:t>
-            </w:r>
-            <w:r>
-              <w:rPr>
-                <w:rFonts w:hint="eastAsia"/>
+              <w:t>{{</w:t>
+            </w:r>
+            <w:proofErr w:type="spellStart"/>
+            <w:r>
+              <w:rPr>
                 <w:b/>
                 <w:sz w:val="22"/>
                 <w:szCs w:val="22"/>
               </w:rPr>
-              <w:t>{{</w:t>
-            </w:r>
-            <w:proofErr w:type="spellStart"/>
-            <w:r>
-              <w:rPr>
+              <w:t>systemDocking</w:t>
+            </w:r>
+            <w:proofErr w:type="spellEnd"/>
+            <w:proofErr w:type="gramStart"/>
+            <w:r>
+              <w:rPr>
+                <w:rFonts w:hint="eastAsia"/>
                 <w:b/>
                 <w:sz w:val="22"/>
                 <w:szCs w:val="22"/>
               </w:rPr>
-              <w:t>systemDocking</w:t>
+              <w:t>}}</w:t>
             </w:r>
             <w:r>
               <w:rPr>
@@ -1891,17 +1755,16 @@
                 <w:sz w:val="22"/>
                 <w:szCs w:val="22"/>
               </w:rPr>
-              <w:t>Yes</w:t>
-            </w:r>
-            <w:proofErr w:type="spellEnd"/>
-            <w:r>
-              <w:rPr>
-                <w:rFonts w:hint="eastAsia"/>
+              <w:t xml:space="preserve">   </w:t>
+            </w:r>
+            <w:proofErr w:type="gramEnd"/>
+            <w:r>
+              <w:rPr>
                 <w:b/>
                 <w:sz w:val="22"/>
                 <w:szCs w:val="22"/>
               </w:rPr>
-              <w:t>}}</w:t>
+              <w:t xml:space="preserve">  </w:t>
             </w:r>
             <w:r>
               <w:rPr>
@@ -1910,7 +1773,7 @@
                 <w:sz w:val="22"/>
                 <w:szCs w:val="22"/>
               </w:rPr>
-              <w:t xml:space="preserve"> </w:t>
+              <w:t xml:space="preserve">   </w:t>
             </w:r>
             <w:r>
               <w:rPr>
@@ -1919,7 +1782,7 @@
                 <w:sz w:val="22"/>
                 <w:szCs w:val="22"/>
               </w:rPr>
-              <w:t>否</w:t>
+              <w:t>是否需要连接外网</w:t>
             </w:r>
             <w:r>
               <w:rPr>
@@ -1928,7 +1791,7 @@
                 <w:sz w:val="22"/>
                 <w:szCs w:val="22"/>
               </w:rPr>
-              <w:t xml:space="preserve"> </w:t>
+              <w:t xml:space="preserve">: </w:t>
             </w:r>
             <w:r>
               <w:rPr>
@@ -1954,192 +1817,25 @@
                 <w:sz w:val="22"/>
                 <w:szCs w:val="22"/>
               </w:rPr>
-              <w:t>systemDocking</w:t>
-            </w:r>
+              <w:t>connectNetwork</w:t>
+            </w:r>
+            <w:proofErr w:type="spellEnd"/>
             <w:r>
               <w:rPr>
                 <w:b/>
                 <w:sz w:val="22"/>
                 <w:szCs w:val="22"/>
               </w:rPr>
-              <w:t>No</w:t>
-            </w:r>
-            <w:proofErr w:type="spellEnd"/>
+              <w:t>}}</w:t>
+            </w:r>
             <w:r>
               <w:rPr>
                 <w:b/>
                 <w:sz w:val="22"/>
                 <w:szCs w:val="22"/>
               </w:rPr>
-              <w:t>}}</w:t>
-            </w:r>
-            <w:r>
-              <w:rPr>
-                <w:rFonts w:hint="eastAsia"/>
-                <w:b/>
-                <w:sz w:val="22"/>
-                <w:szCs w:val="22"/>
-              </w:rPr>
               <w:t xml:space="preserve">      </w:t>
             </w:r>
-            <w:r>
-              <w:rPr>
-                <w:rFonts w:hint="eastAsia"/>
-                <w:b/>
-                <w:sz w:val="22"/>
-                <w:szCs w:val="22"/>
-              </w:rPr>
-              <w:t>是否需要连接外网</w:t>
-            </w:r>
-            <w:r>
-              <w:rPr>
-                <w:rFonts w:hint="eastAsia"/>
-                <w:b/>
-                <w:sz w:val="22"/>
-                <w:szCs w:val="22"/>
-              </w:rPr>
-              <w:t xml:space="preserve">: </w:t>
-            </w:r>
-            <w:r>
-              <w:rPr>
-                <w:rFonts w:hint="eastAsia"/>
-                <w:b/>
-                <w:sz w:val="22"/>
-                <w:szCs w:val="22"/>
-              </w:rPr>
-              <w:t>是</w:t>
-            </w:r>
-            <w:r>
-              <w:rPr>
-                <w:rFonts w:hint="eastAsia"/>
-                <w:b/>
-                <w:sz w:val="22"/>
-                <w:szCs w:val="22"/>
-              </w:rPr>
-              <w:t xml:space="preserve"> </w:t>
-            </w:r>
-            <w:r>
-              <w:rPr>
-                <w:rFonts w:hint="eastAsia"/>
-                <w:b/>
-                <w:sz w:val="22"/>
-                <w:szCs w:val="22"/>
-              </w:rPr>
-              <w:t>{</w:t>
-            </w:r>
-            <w:r>
-              <w:rPr>
-                <w:b/>
-                <w:sz w:val="22"/>
-                <w:szCs w:val="22"/>
-              </w:rPr>
-              <w:t>{</w:t>
-            </w:r>
-            <w:proofErr w:type="spellStart"/>
-            <w:r>
-              <w:rPr>
-                <w:b/>
-                <w:sz w:val="22"/>
-                <w:szCs w:val="22"/>
-              </w:rPr>
-              <w:t>connectNetwork</w:t>
-            </w:r>
-            <w:r>
-              <w:rPr>
-                <w:b/>
-                <w:sz w:val="22"/>
-                <w:szCs w:val="22"/>
-              </w:rPr>
-              <w:t>Yes</w:t>
-            </w:r>
-            <w:proofErr w:type="spellEnd"/>
-            <w:r>
-              <w:rPr>
-                <w:b/>
-                <w:sz w:val="22"/>
-                <w:szCs w:val="22"/>
-              </w:rPr>
-              <w:t>}}</w:t>
-            </w:r>
-            <w:r>
-              <w:rPr>
-                <w:rFonts w:hint="eastAsia"/>
-                <w:b/>
-                <w:sz w:val="22"/>
-                <w:szCs w:val="22"/>
-              </w:rPr>
-              <w:t xml:space="preserve"> </w:t>
-            </w:r>
-            <w:r>
-              <w:rPr>
-                <w:rFonts w:hint="eastAsia"/>
-                <w:b/>
-                <w:sz w:val="22"/>
-                <w:szCs w:val="22"/>
-              </w:rPr>
-              <w:t>否</w:t>
-            </w:r>
-            <w:r>
-              <w:rPr>
-                <w:rFonts w:hint="eastAsia"/>
-                <w:b/>
-                <w:sz w:val="22"/>
-                <w:szCs w:val="22"/>
-              </w:rPr>
-              <w:t xml:space="preserve"> </w:t>
-            </w:r>
-            <w:r>
-              <w:rPr>
-                <w:rFonts w:hint="eastAsia"/>
-                <w:b/>
-                <w:sz w:val="22"/>
-                <w:szCs w:val="22"/>
-              </w:rPr>
-              <w:t>{</w:t>
-            </w:r>
-            <w:r>
-              <w:rPr>
-                <w:b/>
-                <w:sz w:val="22"/>
-                <w:szCs w:val="22"/>
-              </w:rPr>
-              <w:t>{</w:t>
-            </w:r>
-            <w:proofErr w:type="spellStart"/>
-            <w:r>
-              <w:rPr>
-                <w:b/>
-                <w:sz w:val="22"/>
-                <w:szCs w:val="22"/>
-              </w:rPr>
-              <w:t>connectNetwork</w:t>
-            </w:r>
-            <w:r>
-              <w:rPr>
-                <w:b/>
-                <w:sz w:val="22"/>
-                <w:szCs w:val="22"/>
-              </w:rPr>
-              <w:t>No</w:t>
-            </w:r>
-            <w:proofErr w:type="spellEnd"/>
-            <w:r>
-              <w:rPr>
-                <w:b/>
-                <w:sz w:val="22"/>
-                <w:szCs w:val="22"/>
-              </w:rPr>
-              <w:t>}}</w:t>
-            </w:r>
-          </w:p>
-          <w:p>
-            <w:pPr>
-              <w:rPr>
-                <w:b/>
-                <w:sz w:val="22"/>
-                <w:szCs w:val="22"/>
-              </w:rPr>
-            </w:pPr>
             <w:r>
               <w:rPr>
                 <w:rFonts w:hint="eastAsia"/>
@@ -2377,6 +2073,7 @@
               </w:rPr>
               <w:t xml:space="preserve">   </w:t>
             </w:r>
+            <w:proofErr w:type="gramStart"/>
             <w:r>
               <w:rPr>
                 <w:rFonts w:cs="宋体" w:hint="eastAsia"/>
@@ -2385,7 +2082,18 @@
                 <w:sz w:val="20"/>
                 <w:szCs w:val="20"/>
               </w:rPr>
-              <w:t>医保报销</w:t>
+              <w:t>医</w:t>
+            </w:r>
+            <w:proofErr w:type="gramEnd"/>
+            <w:r>
+              <w:rPr>
+                <w:rFonts w:cs="宋体" w:hint="eastAsia"/>
+                <w:b/>
+                <w:bCs/>
+                <w:sz w:val="20"/>
+                <w:szCs w:val="20"/>
+              </w:rPr>
+              <w:t>保报销</w:t>
             </w:r>
             <w:r>
               <w:rPr>
@@ -2537,7 +2245,6 @@
                 <w:sz w:val="28"/>
                 <w:szCs w:val="28"/>
               </w:rPr>
-              <w:lastRenderedPageBreak/>
               <w:t>器械科</w:t>
             </w:r>
           </w:p>
@@ -2562,21 +2269,32 @@
               </w:rPr>
               <w:t>器械科意见：</w:t>
             </w:r>
-          </w:p>
-          <w:p>
-            <w:pPr>
-              <w:rPr>
-                <w:b/>
-                <w:sz w:val="24"/>
-              </w:rPr>
-            </w:pPr>
-            <w:r>
-              <w:rPr>
-                <w:rFonts w:hint="eastAsia"/>
-                <w:b/>
-                <w:sz w:val="24"/>
-              </w:rPr>
-              <w:t xml:space="preserve">             </w:t>
+            <w:r>
+              <w:rPr>
+                <w:rFonts w:hint="eastAsia"/>
+                <w:b/>
+                <w:sz w:val="24"/>
+              </w:rPr>
+              <w:t>{{</w:t>
+            </w:r>
+            <w:bookmarkStart w:id="4" w:name="OLE_LINK9"/>
+            <w:proofErr w:type="spellStart"/>
+            <w:r>
+              <w:rPr>
+                <w:b/>
+                <w:sz w:val="24"/>
+              </w:rPr>
+              <w:t>machineDeptOpinions</w:t>
+            </w:r>
+            <w:bookmarkEnd w:id="4"/>
+            <w:proofErr w:type="spellEnd"/>
+            <w:r>
+              <w:rPr>
+                <w:rFonts w:hint="eastAsia"/>
+                <w:b/>
+                <w:sz w:val="24"/>
+              </w:rPr>
+              <w:t>}}</w:t>
             </w:r>
           </w:p>
         </w:tc>
@@ -2605,6 +2323,7 @@
                 <w:sz w:val="28"/>
                 <w:szCs w:val="28"/>
               </w:rPr>
+              <w:lastRenderedPageBreak/>
               <w:t>审批意见</w:t>
             </w:r>
           </w:p>
@@ -2621,6 +2340,42 @@
                 <w:sz w:val="24"/>
               </w:rPr>
             </w:pPr>
+            <w:r>
+              <w:rPr>
+                <w:rFonts w:hint="eastAsia"/>
+                <w:b/>
+                <w:sz w:val="24"/>
+              </w:rPr>
+              <w:t>{{</w:t>
+            </w:r>
+            <w:bookmarkStart w:id="5" w:name="OLE_LINK10"/>
+            <w:proofErr w:type="spellStart"/>
+            <w:r>
+              <w:rPr>
+                <w:b/>
+                <w:sz w:val="24"/>
+              </w:rPr>
+              <w:t>offlineApproval</w:t>
+            </w:r>
+            <w:bookmarkStart w:id="6" w:name="OLE_LINK8"/>
+            <w:r>
+              <w:rPr>
+                <w:b/>
+                <w:sz w:val="24"/>
+              </w:rPr>
+              <w:t>Opinions</w:t>
+            </w:r>
+            <w:bookmarkEnd w:id="5"/>
+            <w:bookmarkEnd w:id="6"/>
+            <w:proofErr w:type="spellEnd"/>
+            <w:r>
+              <w:rPr>
+                <w:rFonts w:hint="eastAsia"/>
+                <w:b/>
+                <w:sz w:val="24"/>
+              </w:rPr>
+              <w:t>}}</w:t>
+            </w:r>
           </w:p>
         </w:tc>
       </w:tr>
@@ -2715,8 +2470,9 @@
           <w:sz w:val="18"/>
           <w:szCs w:val="18"/>
         </w:rPr>
-        <w:t xml:space="preserve">           </w:t>
-      </w:r>
+        <w:t xml:space="preserve">         </w:t>
+      </w:r>
+      <w:bookmarkStart w:id="7" w:name="OLE_LINK7"/>
       <w:r>
         <w:rPr>
           <w:rFonts w:hint="eastAsia"/>
@@ -2733,8 +2489,10 @@
           <w:sz w:val="28"/>
           <w:szCs w:val="28"/>
         </w:rPr>
-        <w:t xml:space="preserve">     </w:t>
-      </w:r>
+        <w:t>{{</w:t>
+      </w:r>
+      <w:bookmarkStart w:id="8" w:name="OLE_LINK5"/>
+      <w:proofErr w:type="spellStart"/>
       <w:r>
         <w:rPr>
           <w:rFonts w:hint="eastAsia"/>
@@ -2742,8 +2500,11 @@
           <w:sz w:val="28"/>
           <w:szCs w:val="28"/>
         </w:rPr>
-        <w:t>年</w:t>
-      </w:r>
+        <w:t>applyYear</w:t>
+      </w:r>
+      <w:bookmarkEnd w:id="8"/>
+      <w:proofErr w:type="spellEnd"/>
+      <w:proofErr w:type="gramStart"/>
       <w:r>
         <w:rPr>
           <w:rFonts w:hint="eastAsia"/>
@@ -2751,7 +2512,7 @@
           <w:sz w:val="28"/>
           <w:szCs w:val="28"/>
         </w:rPr>
-        <w:t xml:space="preserve">    </w:t>
+        <w:t>}}</w:t>
       </w:r>
       <w:r>
         <w:rPr>
@@ -2760,8 +2521,9 @@
           <w:sz w:val="28"/>
           <w:szCs w:val="28"/>
         </w:rPr>
-        <w:t>月</w:t>
-      </w:r>
+        <w:t>年</w:t>
+      </w:r>
+      <w:proofErr w:type="gramEnd"/>
       <w:r>
         <w:rPr>
           <w:rFonts w:hint="eastAsia"/>
@@ -2769,7 +2531,7 @@
           <w:sz w:val="28"/>
           <w:szCs w:val="28"/>
         </w:rPr>
-        <w:t xml:space="preserve">   </w:t>
+        <w:t xml:space="preserve"> </w:t>
       </w:r>
       <w:r>
         <w:rPr>
@@ -2778,8 +2540,94 @@
           <w:sz w:val="28"/>
           <w:szCs w:val="28"/>
         </w:rPr>
+        <w:t>{{</w:t>
+      </w:r>
+      <w:proofErr w:type="spellStart"/>
+      <w:r>
+        <w:rPr>
+          <w:rFonts w:hint="eastAsia"/>
+          <w:b/>
+          <w:sz w:val="28"/>
+          <w:szCs w:val="28"/>
+        </w:rPr>
+        <w:t>applyMonth</w:t>
+      </w:r>
+      <w:proofErr w:type="spellEnd"/>
+      <w:r>
+        <w:rPr>
+          <w:rFonts w:hint="eastAsia"/>
+          <w:b/>
+          <w:sz w:val="28"/>
+          <w:szCs w:val="28"/>
+        </w:rPr>
+        <w:t>}}</w:t>
+      </w:r>
+      <w:r>
+        <w:rPr>
+          <w:rFonts w:hint="eastAsia"/>
+          <w:b/>
+          <w:sz w:val="28"/>
+          <w:szCs w:val="28"/>
+        </w:rPr>
+        <w:t>月</w:t>
+      </w:r>
+      <w:r>
+        <w:rPr>
+          <w:b/>
+          <w:sz w:val="28"/>
+          <w:szCs w:val="28"/>
+        </w:rPr>
+        <w:t xml:space="preserve"> </w:t>
+      </w:r>
+      <w:r>
+        <w:rPr>
+          <w:rFonts w:hint="eastAsia"/>
+          <w:b/>
+          <w:sz w:val="28"/>
+          <w:szCs w:val="28"/>
+        </w:rPr>
+        <w:t>{{</w:t>
+      </w:r>
+      <w:bookmarkStart w:id="9" w:name="OLE_LINK6"/>
+      <w:proofErr w:type="spellStart"/>
+      <w:r>
+        <w:rPr>
+          <w:rFonts w:hint="eastAsia"/>
+          <w:b/>
+          <w:sz w:val="28"/>
+          <w:szCs w:val="28"/>
+        </w:rPr>
+        <w:t>apply</w:t>
+      </w:r>
+      <w:r>
+        <w:rPr>
+          <w:b/>
+          <w:sz w:val="28"/>
+          <w:szCs w:val="28"/>
+        </w:rPr>
+        <w:t>Day</w:t>
+      </w:r>
+      <w:bookmarkEnd w:id="9"/>
+      <w:proofErr w:type="spellEnd"/>
+      <w:r>
+        <w:rPr>
+          <w:rFonts w:hint="eastAsia"/>
+          <w:b/>
+          <w:sz w:val="28"/>
+          <w:szCs w:val="28"/>
+        </w:rPr>
+        <w:t>}}</w:t>
+      </w:r>
+      <w:r>
+        <w:rPr>
+          <w:rFonts w:hint="eastAsia"/>
+          <w:b/>
+          <w:sz w:val="28"/>
+          <w:szCs w:val="28"/>
+        </w:rPr>
         <w:t>日</w:t>
       </w:r>
+      <w:bookmarkEnd w:id="7"/>
     </w:p>
     <w:p>
       <w:pPr>

--- a/src/src/main/webapp/portal/budget/application/docTemplate/over_fifty_thousand.docx
+++ b/src/src/main/webapp/portal/budget/application/docTemplate/over_fifty_thousand.docx
@@ -1612,7 +1612,6 @@
               <w:t>usedOperatingRoom</w:t>
             </w:r>
             <w:proofErr w:type="spellEnd"/>
-            <w:proofErr w:type="gramStart"/>
             <w:r>
               <w:rPr>
                 <w:b/>
@@ -1634,16 +1633,7 @@
                 <w:sz w:val="22"/>
                 <w:szCs w:val="22"/>
               </w:rPr>
-              <w:t xml:space="preserve"> </w:t>
-            </w:r>
-            <w:proofErr w:type="gramEnd"/>
-            <w:r>
-              <w:rPr>
-                <w:b/>
-                <w:sz w:val="22"/>
-                <w:szCs w:val="22"/>
-              </w:rPr>
-              <w:t xml:space="preserve">  </w:t>
+              <w:t xml:space="preserve">   </w:t>
             </w:r>
             <w:r>
               <w:rPr>
@@ -1738,7 +1728,6 @@
               <w:t>systemDocking</w:t>
             </w:r>
             <w:proofErr w:type="spellEnd"/>
-            <w:proofErr w:type="gramStart"/>
             <w:r>
               <w:rPr>
                 <w:rFonts w:hint="eastAsia"/>
@@ -1757,7 +1746,6 @@
               </w:rPr>
               <w:t xml:space="preserve">   </w:t>
             </w:r>
-            <w:proofErr w:type="gramEnd"/>
             <w:r>
               <w:rPr>
                 <w:b/>
@@ -2073,7 +2061,6 @@
               </w:rPr>
               <w:t xml:space="preserve">   </w:t>
             </w:r>
-            <w:proofErr w:type="gramStart"/>
             <w:r>
               <w:rPr>
                 <w:rFonts w:cs="宋体" w:hint="eastAsia"/>
@@ -2082,18 +2069,7 @@
                 <w:sz w:val="20"/>
                 <w:szCs w:val="20"/>
               </w:rPr>
-              <w:t>医</w:t>
-            </w:r>
-            <w:proofErr w:type="gramEnd"/>
-            <w:r>
-              <w:rPr>
-                <w:rFonts w:cs="宋体" w:hint="eastAsia"/>
-                <w:b/>
-                <w:bCs/>
-                <w:sz w:val="20"/>
-                <w:szCs w:val="20"/>
-              </w:rPr>
-              <w:t>保报销</w:t>
+              <w:t>医保报销</w:t>
             </w:r>
             <w:r>
               <w:rPr>
@@ -2504,7 +2480,6 @@
       </w:r>
       <w:bookmarkEnd w:id="8"/>
       <w:proofErr w:type="spellEnd"/>
-      <w:proofErr w:type="gramStart"/>
       <w:r>
         <w:rPr>
           <w:rFonts w:hint="eastAsia"/>
@@ -2523,7 +2498,6 @@
         </w:rPr>
         <w:t>年</w:t>
       </w:r>
-      <w:proofErr w:type="gramEnd"/>
       <w:r>
         <w:rPr>
           <w:rFonts w:hint="eastAsia"/>

--- a/src/src/main/webapp/portal/budget/application/docTemplate/over_fifty_thousand.docx
+++ b/src/src/main/webapp/portal/budget/application/docTemplate/over_fifty_thousand.docx
@@ -73,42 +73,6 @@
           <w:szCs w:val="32"/>
         </w:rPr>
         <w:t>年度采购申报表</w:t>
-      </w:r>
-    </w:p>
-    <w:p>
-      <w:pPr>
-        <w:jc w:val="center"/>
-        <w:rPr>
-          <w:b/>
-          <w:sz w:val="32"/>
-          <w:szCs w:val="32"/>
-        </w:rPr>
-      </w:pPr>
-      <w:r>
-        <w:rPr>
-          <w:rFonts w:hint="eastAsia"/>
-          <w:b/>
-          <w:sz w:val="32"/>
-          <w:szCs w:val="32"/>
-        </w:rPr>
-        <w:t>（单价及批量</w:t>
-      </w:r>
-      <w:r>
-        <w:rPr>
-          <w:b/>
-          <w:sz w:val="32"/>
-          <w:szCs w:val="32"/>
-        </w:rPr>
-        <w:t>5</w:t>
-      </w:r>
-      <w:r>
-        <w:rPr>
-          <w:rFonts w:hint="eastAsia"/>
-          <w:b/>
-          <w:sz w:val="32"/>
-          <w:szCs w:val="32"/>
-        </w:rPr>
-        <w:t>万元以上）</w:t>
       </w:r>
     </w:p>
     <w:tbl>
@@ -144,7 +108,7 @@
       </w:tblGrid>
       <w:tr>
         <w:trPr>
-          <w:trHeight w:val="495"/>
+          <w:trHeight w:val="650"/>
         </w:trPr>
         <w:tc>
           <w:tcPr>
@@ -288,7 +252,7 @@
       </w:tr>
       <w:tr>
         <w:trPr>
-          <w:trHeight w:val="432"/>
+          <w:trHeight w:val="545"/>
         </w:trPr>
         <w:tc>
           <w:tcPr>
@@ -715,7 +679,7 @@
       </w:tr>
       <w:tr>
         <w:trPr>
-          <w:trHeight w:val="436"/>
+          <w:trHeight w:val="609"/>
         </w:trPr>
         <w:tc>
           <w:tcPr>
@@ -1556,7 +1520,7 @@
       </w:tr>
       <w:tr>
         <w:trPr>
-          <w:trHeight w:val="583"/>
+          <w:trHeight w:val="775"/>
         </w:trPr>
         <w:tc>
           <w:tcPr>
@@ -1971,7 +1935,7 @@
             </w:pPr>
             <w:r>
               <w:rPr>
-                <w:rFonts w:cs="宋体" w:hint="eastAsia"/>
+                <w:rFonts w:cs="SimSun" w:hint="eastAsia"/>
                 <w:b/>
                 <w:bCs/>
                 <w:sz w:val="20"/>
@@ -1981,7 +1945,7 @@
             </w:r>
             <w:r>
               <w:rPr>
-                <w:rFonts w:cs="宋体" w:hint="eastAsia"/>
+                <w:rFonts w:cs="SimSun" w:hint="eastAsia"/>
                 <w:b/>
                 <w:bCs/>
                 <w:sz w:val="20"/>
@@ -2061,123 +2025,135 @@
               </w:rPr>
               <w:t xml:space="preserve">   </w:t>
             </w:r>
-            <w:r>
-              <w:rPr>
-                <w:rFonts w:cs="宋体" w:hint="eastAsia"/>
+            <w:proofErr w:type="gramStart"/>
+            <w:r>
+              <w:rPr>
+                <w:rFonts w:cs="SimSun" w:hint="eastAsia"/>
                 <w:b/>
                 <w:bCs/>
                 <w:sz w:val="20"/>
                 <w:szCs w:val="20"/>
               </w:rPr>
-              <w:t>医保报销</w:t>
-            </w:r>
-            <w:r>
-              <w:rPr>
-                <w:rFonts w:cs="宋体" w:hint="eastAsia"/>
+              <w:t>医</w:t>
+            </w:r>
+            <w:proofErr w:type="gramEnd"/>
+            <w:r>
+              <w:rPr>
+                <w:rFonts w:cs="SimSun" w:hint="eastAsia"/>
                 <w:b/>
                 <w:bCs/>
                 <w:sz w:val="20"/>
                 <w:szCs w:val="20"/>
               </w:rPr>
-              <w:t xml:space="preserve"> </w:t>
-            </w:r>
-            <w:r>
-              <w:rPr>
-                <w:rFonts w:hint="eastAsia"/>
-                <w:b/>
-                <w:sz w:val="22"/>
-                <w:szCs w:val="22"/>
-              </w:rPr>
-              <w:t>□</w:t>
-            </w:r>
-            <w:r>
-              <w:rPr>
+              <w:t>保报销</w:t>
+            </w:r>
+            <w:r>
+              <w:rPr>
+                <w:rFonts w:cs="SimSun" w:hint="eastAsia"/>
                 <w:b/>
                 <w:bCs/>
                 <w:sz w:val="20"/>
                 <w:szCs w:val="20"/>
               </w:rPr>
-              <w:t xml:space="preserve">   </w:t>
-            </w:r>
-            <w:r>
-              <w:rPr>
-                <w:rFonts w:cs="宋体" w:hint="eastAsia"/>
+              <w:t xml:space="preserve"> </w:t>
+            </w:r>
+            <w:r>
+              <w:rPr>
+                <w:rFonts w:hint="eastAsia"/>
+                <w:b/>
+                <w:sz w:val="22"/>
+                <w:szCs w:val="22"/>
+              </w:rPr>
+              <w:t>□</w:t>
+            </w:r>
+            <w:r>
+              <w:rPr>
                 <w:b/>
                 <w:bCs/>
                 <w:sz w:val="20"/>
                 <w:szCs w:val="20"/>
               </w:rPr>
-              <w:t>自费</w:t>
-            </w:r>
-            <w:r>
-              <w:rPr>
-                <w:rFonts w:cs="宋体" w:hint="eastAsia"/>
+              <w:t xml:space="preserve">   </w:t>
+            </w:r>
+            <w:r>
+              <w:rPr>
+                <w:rFonts w:cs="SimSun" w:hint="eastAsia"/>
                 <w:b/>
                 <w:bCs/>
                 <w:sz w:val="20"/>
                 <w:szCs w:val="20"/>
               </w:rPr>
-              <w:t xml:space="preserve"> </w:t>
-            </w:r>
-            <w:r>
-              <w:rPr>
-                <w:rFonts w:hint="eastAsia"/>
-                <w:b/>
-                <w:sz w:val="22"/>
-                <w:szCs w:val="22"/>
-              </w:rPr>
-              <w:t>□</w:t>
-            </w:r>
-          </w:p>
-          <w:p>
-            <w:pPr>
-              <w:rPr>
-                <w:b/>
-                <w:sz w:val="20"/>
-                <w:szCs w:val="20"/>
-              </w:rPr>
-            </w:pPr>
-            <w:r>
-              <w:rPr>
-                <w:rFonts w:cs="宋体" w:hint="eastAsia"/>
+              <w:t>自费</w:t>
+            </w:r>
+            <w:r>
+              <w:rPr>
+                <w:rFonts w:cs="SimSun" w:hint="eastAsia"/>
                 <w:b/>
                 <w:bCs/>
                 <w:sz w:val="20"/>
                 <w:szCs w:val="20"/>
               </w:rPr>
-              <w:t>收费项目名称：</w:t>
-            </w:r>
-            <w:r>
-              <w:rPr>
+              <w:t xml:space="preserve"> </w:t>
+            </w:r>
+            <w:r>
+              <w:rPr>
+                <w:rFonts w:hint="eastAsia"/>
+                <w:b/>
+                <w:sz w:val="22"/>
+                <w:szCs w:val="22"/>
+              </w:rPr>
+              <w:t>□</w:t>
+            </w:r>
+          </w:p>
+          <w:p>
+            <w:pPr>
+              <w:rPr>
+                <w:b/>
+                <w:sz w:val="20"/>
+                <w:szCs w:val="20"/>
+              </w:rPr>
+            </w:pPr>
+            <w:r>
+              <w:rPr>
+                <w:rFonts w:cs="SimSun" w:hint="eastAsia"/>
                 <w:b/>
                 <w:bCs/>
                 <w:sz w:val="20"/>
                 <w:szCs w:val="20"/>
               </w:rPr>
-              <w:t xml:space="preserve">                  </w:t>
-            </w:r>
-            <w:r>
-              <w:rPr>
-                <w:rFonts w:cs="宋体" w:hint="eastAsia"/>
+              <w:t>收费项目名称：</w:t>
+            </w:r>
+            <w:r>
+              <w:rPr>
                 <w:b/>
                 <w:bCs/>
                 <w:sz w:val="20"/>
                 <w:szCs w:val="20"/>
               </w:rPr>
-              <w:t>收费项目码：</w:t>
-            </w:r>
-            <w:r>
-              <w:rPr>
+              <w:t xml:space="preserve">                  </w:t>
+            </w:r>
+            <w:r>
+              <w:rPr>
+                <w:rFonts w:cs="SimSun" w:hint="eastAsia"/>
                 <w:b/>
                 <w:bCs/>
                 <w:sz w:val="20"/>
                 <w:szCs w:val="20"/>
               </w:rPr>
+              <w:t>收费项目码：</w:t>
+            </w:r>
+            <w:r>
+              <w:rPr>
+                <w:b/>
+                <w:bCs/>
+                <w:sz w:val="20"/>
+                <w:szCs w:val="20"/>
+              </w:rPr>
               <w:t xml:space="preserve">                  </w:t>
             </w:r>
             <w:r>
               <w:rPr>
-                <w:rFonts w:cs="宋体" w:hint="eastAsia"/>
+                <w:rFonts w:cs="SimSun" w:hint="eastAsia"/>
                 <w:b/>
                 <w:bCs/>
                 <w:sz w:val="20"/>
@@ -2404,20 +2380,11 @@
         <w:jc w:val="left"/>
         <w:rPr>
           <w:b/>
-          <w:sz w:val="28"/>
-          <w:szCs w:val="28"/>
-        </w:rPr>
-      </w:pPr>
-      <w:r>
-        <w:rPr>
-          <w:rFonts w:hint="eastAsia"/>
-          <w:b/>
           <w:color w:val="FF0000"/>
           <w:sz w:val="20"/>
           <w:szCs w:val="20"/>
         </w:rPr>
-        <w:t>《单价</w:t>
-      </w:r>
+      </w:pPr>
       <w:r>
         <w:rPr>
           <w:rFonts w:hint="eastAsia"/>
@@ -2426,7 +2393,7 @@
           <w:sz w:val="20"/>
           <w:szCs w:val="20"/>
         </w:rPr>
-        <w:t>50</w:t>
+        <w:t>《单价</w:t>
       </w:r>
       <w:r>
         <w:rPr>
@@ -2436,27 +2403,83 @@
           <w:sz w:val="20"/>
           <w:szCs w:val="20"/>
         </w:rPr>
+        <w:t>50</w:t>
+      </w:r>
+      <w:r>
+        <w:rPr>
+          <w:rFonts w:hint="eastAsia"/>
+          <w:b/>
+          <w:color w:val="FF0000"/>
+          <w:sz w:val="20"/>
+          <w:szCs w:val="20"/>
+        </w:rPr>
         <w:t>万元以上设备论证报告》，并科室成员签名。</w:t>
       </w:r>
-      <w:r>
-        <w:rPr>
-          <w:rFonts w:hint="eastAsia"/>
-          <w:b/>
-          <w:color w:val="FF0000"/>
-          <w:sz w:val="18"/>
-          <w:szCs w:val="18"/>
-        </w:rPr>
-        <w:t xml:space="preserve">         </w:t>
-      </w:r>
-      <w:bookmarkStart w:id="7" w:name="OLE_LINK7"/>
-      <w:r>
-        <w:rPr>
-          <w:rFonts w:hint="eastAsia"/>
+    </w:p>
+    <w:p>
+      <w:pPr>
+        <w:ind w:left="3413" w:hangingChars="1700" w:hanging="3413"/>
+        <w:jc w:val="left"/>
+        <w:rPr>
           <w:b/>
           <w:sz w:val="28"/>
           <w:szCs w:val="28"/>
         </w:rPr>
-        <w:t>申请日期：</w:t>
+      </w:pPr>
+      <w:r>
+        <w:rPr>
+          <w:b/>
+          <w:color w:val="FF0000"/>
+          <w:sz w:val="20"/>
+          <w:szCs w:val="20"/>
+        </w:rPr>
+        <w:tab/>
+      </w:r>
+      <w:r>
+        <w:rPr>
+          <w:b/>
+          <w:color w:val="FF0000"/>
+          <w:sz w:val="20"/>
+          <w:szCs w:val="20"/>
+        </w:rPr>
+        <w:tab/>
+      </w:r>
+      <w:bookmarkStart w:id="7" w:name="OLE_LINK7"/>
+      <w:r>
+        <w:rPr>
+          <w:b/>
+          <w:color w:val="FF0000"/>
+          <w:sz w:val="20"/>
+          <w:szCs w:val="20"/>
+        </w:rPr>
+        <w:tab/>
+      </w:r>
+      <w:r>
+        <w:rPr>
+          <w:b/>
+          <w:color w:val="FF0000"/>
+          <w:sz w:val="20"/>
+          <w:szCs w:val="20"/>
+        </w:rPr>
+        <w:tab/>
+      </w:r>
+      <w:r>
+        <w:rPr>
+          <w:b/>
+          <w:color w:val="FF0000"/>
+          <w:sz w:val="20"/>
+          <w:szCs w:val="20"/>
+        </w:rPr>
+        <w:tab/>
+      </w:r>
+      <w:r>
+        <w:rPr>
+          <w:b/>
+          <w:color w:val="FF0000"/>
+          <w:sz w:val="20"/>
+          <w:szCs w:val="20"/>
+        </w:rPr>
+        <w:tab/>
       </w:r>
       <w:r>
         <w:rPr>
@@ -2465,13 +2488,20 @@
           <w:sz w:val="28"/>
           <w:szCs w:val="28"/>
         </w:rPr>
+        <w:t>申请日期：</w:t>
+      </w:r>
+      <w:r>
+        <w:rPr>
+          <w:b/>
+          <w:sz w:val="28"/>
+          <w:szCs w:val="28"/>
+        </w:rPr>
         <w:t>{{</w:t>
       </w:r>
       <w:bookmarkStart w:id="8" w:name="OLE_LINK5"/>
       <w:proofErr w:type="spellStart"/>
       <w:r>
         <w:rPr>
-          <w:rFonts w:hint="eastAsia"/>
           <w:b/>
           <w:sz w:val="28"/>
           <w:szCs w:val="28"/>
@@ -2482,7 +2512,6 @@
       <w:proofErr w:type="spellEnd"/>
       <w:r>
         <w:rPr>
-          <w:rFonts w:hint="eastAsia"/>
           <w:b/>
           <w:sz w:val="28"/>
           <w:szCs w:val="28"/>
@@ -2509,7 +2538,6 @@
       </w:r>
       <w:r>
         <w:rPr>
-          <w:rFonts w:hint="eastAsia"/>
           <w:b/>
           <w:sz w:val="28"/>
           <w:szCs w:val="28"/>
@@ -2519,7 +2547,6 @@
       <w:proofErr w:type="spellStart"/>
       <w:r>
         <w:rPr>
-          <w:rFonts w:hint="eastAsia"/>
           <w:b/>
           <w:sz w:val="28"/>
           <w:szCs w:val="28"/>
@@ -2529,7 +2556,6 @@
       <w:proofErr w:type="spellEnd"/>
       <w:r>
         <w:rPr>
-          <w:rFonts w:hint="eastAsia"/>
           <w:b/>
           <w:sz w:val="28"/>
           <w:szCs w:val="28"/>
@@ -2547,6 +2573,7 @@
       </w:r>
       <w:r>
         <w:rPr>
+          <w:rFonts w:hint="eastAsia"/>
           <w:b/>
           <w:sz w:val="28"/>
           <w:szCs w:val="28"/>
@@ -2555,7 +2582,6 @@
       </w:r>
       <w:r>
         <w:rPr>
-          <w:rFonts w:hint="eastAsia"/>
           <w:b/>
           <w:sz w:val="28"/>
           <w:szCs w:val="28"/>
@@ -2566,26 +2592,16 @@
       <w:proofErr w:type="spellStart"/>
       <w:r>
         <w:rPr>
-          <w:rFonts w:hint="eastAsia"/>
           <w:b/>
           <w:sz w:val="28"/>
           <w:szCs w:val="28"/>
         </w:rPr>
-        <w:t>apply</w:t>
-      </w:r>
-      <w:r>
-        <w:rPr>
-          <w:b/>
-          <w:sz w:val="28"/>
-          <w:szCs w:val="28"/>
-        </w:rPr>
-        <w:t>Day</w:t>
+        <w:t>applyDay</w:t>
       </w:r>
       <w:bookmarkEnd w:id="9"/>
       <w:proofErr w:type="spellEnd"/>
       <w:r>
         <w:rPr>
-          <w:rFonts w:hint="eastAsia"/>
           <w:b/>
           <w:sz w:val="28"/>
           <w:szCs w:val="28"/>
@@ -2614,16 +2630,6 @@
           <w:szCs w:val="20"/>
         </w:rPr>
       </w:pPr>
-      <w:r>
-        <w:rPr>
-          <w:rFonts w:hint="eastAsia"/>
-          <w:b/>
-          <w:color w:val="FF0000"/>
-          <w:sz w:val="20"/>
-          <w:szCs w:val="20"/>
-        </w:rPr>
-        <w:t>、效益论证：社会效益和经济效益等。</w:t>
-      </w:r>
     </w:p>
     <w:sectPr>
       <w:headerReference w:type="default" r:id="rId6"/>
@@ -2692,7 +2698,7 @@
   <w:docDefaults>
     <w:rPrDefault>
       <w:rPr>
-        <w:rFonts w:ascii="Times New Roman" w:eastAsia="宋体" w:hAnsi="Times New Roman" w:cs="Times New Roman"/>
+        <w:rFonts w:ascii="Times New Roman" w:eastAsia="SimSun" w:hAnsi="Times New Roman" w:cs="Times New Roman"/>
         <w:lang w:val="en-US" w:eastAsia="zh-CN" w:bidi="ar-SA"/>
       </w:rPr>
     </w:rPrDefault>
